--- a/keeptheproof/KEEP_THE_PROOF_v1.0.1_RC5_RELEASE_READINESS.docx
+++ b/keeptheproof/KEEP_THE_PROOF_v1.0.1_RC5_RELEASE_READINESS.docx
@@ -85,6 +85,8 @@
     <w:p>
       <w:pPr>
         <w:pStyle w:val="Heading1"/>
+        <w:keepNext/>
+        <w:keepLines/>
         <w:spacing w:after="90" w:before="260"/>
       </w:pPr>
       <w:r>
@@ -484,6 +486,8 @@
     <w:p>
       <w:pPr>
         <w:pStyle w:val="Heading1"/>
+        <w:keepNext/>
+        <w:keepLines/>
         <w:spacing w:after="90" w:before="260"/>
       </w:pPr>
       <w:r>
@@ -606,6 +610,8 @@
     <w:p>
       <w:pPr>
         <w:pStyle w:val="Heading1"/>
+        <w:keepNext/>
+        <w:keepLines/>
         <w:spacing w:after="90" w:before="260"/>
       </w:pPr>
       <w:r>
@@ -1222,6 +1228,8 @@
     <w:p>
       <w:pPr>
         <w:pStyle w:val="Heading1"/>
+        <w:keepNext/>
+        <w:keepLines/>
         <w:spacing w:after="90" w:before="260"/>
       </w:pPr>
       <w:r>
@@ -1238,6 +1246,7 @@
     </w:p>
     <w:p>
       <w:pPr>
+        <w:keepNext/>
         <w:spacing w:after="120" w:line="276"/>
       </w:pPr>
       <w:r>
@@ -1264,6 +1273,7 @@
     <w:p>
       <w:pPr>
         <w:pStyle w:val="ListParagraph"/>
+        <w:keepNext/>
         <w:numPr>
           <w:ilvl w:val="0"/>
           <w:numId w:val="1"/>
@@ -1283,6 +1293,7 @@
     <w:p>
       <w:pPr>
         <w:pStyle w:val="ListParagraph"/>
+        <w:keepNext/>
         <w:numPr>
           <w:ilvl w:val="0"/>
           <w:numId w:val="1"/>
@@ -1302,6 +1313,7 @@
     <w:p>
       <w:pPr>
         <w:pStyle w:val="ListParagraph"/>
+        <w:keepNext/>
         <w:numPr>
           <w:ilvl w:val="0"/>
           <w:numId w:val="1"/>
@@ -1355,6 +1367,8 @@
     <w:p>
       <w:pPr>
         <w:pStyle w:val="Heading1"/>
+        <w:keepNext/>
+        <w:keepLines/>
         <w:spacing w:after="90" w:before="260"/>
       </w:pPr>
       <w:r>
@@ -1690,6 +1704,8 @@
     <w:p>
       <w:pPr>
         <w:pStyle w:val="Heading1"/>
+        <w:keepNext/>
+        <w:keepLines/>
         <w:spacing w:after="90" w:before="260"/>
       </w:pPr>
       <w:r>
@@ -1732,6 +1748,8 @@
     <w:p>
       <w:pPr>
         <w:pStyle w:val="Heading1"/>
+        <w:keepNext/>
+        <w:keepLines/>
         <w:spacing w:after="90" w:before="260"/>
       </w:pPr>
       <w:r>
